--- a/lessons/6-15-catchup/homework.docx
+++ b/lessons/6-15-catchup/homework.docx
@@ -2458,388 +2458,6 @@
           <w:color w:val="BBBBBB"/>
         </w:rPr>
         <w:t xml:space="preserve">______________________________________________________________________</w:t>
-      </w:r>
-    </w:p>
-    <w:p>
-      <w:r>
-        <w:br w:type="page"/>
-      </w:r>
-    </w:p>
-    <w:p>
-      <w:pPr>
-        <w:pStyle w:val="Heading1"/>
-        <w:spacing w:after="120"/>
-      </w:pPr>
-      <w:r>
-        <w:rPr>
-          <w:b/>
-          <w:bCs/>
-        </w:rPr>
-        <w:t xml:space="preserve">Answer Key (Teacher)</w:t>
-      </w:r>
-    </w:p>
-    <w:p>
-      <w:pPr>
-        <w:spacing w:after="40" w:before="0"/>
-      </w:pPr>
-      <w:r>
-        <w:rPr>
-          <w:b/>
-          <w:bCs/>
-        </w:rPr>
-        <w:t xml:space="preserve">1. B. 11</w:t>
-      </w:r>
-    </w:p>
-    <w:p>
-      <w:pPr>
-        <w:spacing w:after="20" w:before="0"/>
-      </w:pPr>
-      <w:r>
-        <w:t xml:space="preserve">     Multiplication comes before addition: 4 × 2 = 8, then 3 + 8 = 11.</w:t>
-      </w:r>
-    </w:p>
-    <w:p>
-      <w:pPr>
-        <w:spacing w:after="80" w:before="0"/>
-      </w:pPr>
-      <w:r>
-        <w:rPr>
-          <w:i/>
-          <w:iCs/>
-        </w:rPr>
-        <w:t xml:space="preserve">     Watch for: A common mistake in Simplify Algebraic Expressions is sweeping a constant into the variable terms — for example, simplifying 6x + 4 + 2x as 12x by adding all three numbers (6 + 4 + 2 = 12) instead of recognizing that 4 has no variable and cannot combine with 6x and 2x. The correct simplified expression is 8x + 4 (combine 6x + 2x = 8x, and let the 4 stay on its own). Before you submit, check that every term you combined has the exact same variable part.</w:t>
-      </w:r>
-    </w:p>
-    <w:p>
-      <w:pPr>
-        <w:spacing w:after="40" w:before="0"/>
-      </w:pPr>
-      <w:r>
-        <w:rPr>
-          <w:b/>
-          <w:bCs/>
-        </w:rPr>
-        <w:t xml:space="preserve">2. A. 2 × 2 × 2</w:t>
-      </w:r>
-    </w:p>
-    <w:p>
-      <w:pPr>
-        <w:spacing w:after="20" w:before="0"/>
-      </w:pPr>
-      <w:r>
-        <w:t xml:space="preserve">     The exponent says how many times the base is used as a factor, so 2³ = 2 × 2 × 2 = 8.</w:t>
-      </w:r>
-    </w:p>
-    <w:p>
-      <w:pPr>
-        <w:spacing w:after="80" w:before="0"/>
-      </w:pPr>
-      <w:r>
-        <w:rPr>
-          <w:i/>
-          <w:iCs/>
-        </w:rPr>
-        <w:t xml:space="preserve">     Watch for: A common mistake in Simplify Algebraic Expressions is sweeping a constant into the variable terms — for example, simplifying 6x + 4 + 2x as 12x by adding all three numbers (6 + 4 + 2 = 12) instead of recognizing that 4 has no variable and cannot combine with 6x and 2x. The correct simplified expression is 8x + 4 (combine 6x + 2x = 8x, and let the 4 stay on its own). Before you submit, check that every term you combined has the exact same variable part.</w:t>
-      </w:r>
-    </w:p>
-    <w:p>
-      <w:pPr>
-        <w:spacing w:after="40" w:before="0"/>
-      </w:pPr>
-      <w:r>
-        <w:rPr>
-          <w:b/>
-          <w:bCs/>
-        </w:rPr>
-        <w:t xml:space="preserve">3. B. 174</w:t>
-      </w:r>
-    </w:p>
-    <w:p>
-      <w:pPr>
-        <w:spacing w:after="20" w:before="0"/>
-      </w:pPr>
-      <w:r>
-        <w:t xml:space="preserve">     Power first: 2³ = 8. Multiply: 30, 80, 64. Add: 30 + 80 + 64 = 174.</w:t>
-      </w:r>
-    </w:p>
-    <w:p>
-      <w:pPr>
-        <w:spacing w:after="80" w:before="0"/>
-      </w:pPr>
-      <w:r>
-        <w:rPr>
-          <w:i/>
-          <w:iCs/>
-        </w:rPr>
-        <w:t xml:space="preserve">     Watch for: A common mistake in Simplify Algebraic Expressions is sweeping a constant into the variable terms — for example, simplifying 6x + 4 + 2x as 12x by adding all three numbers (6 + 4 + 2 = 12) instead of recognizing that 4 has no variable and cannot combine with 6x and 2x. The correct simplified expression is 8x + 4 (combine 6x + 2x = 8x, and let the 4 stay on its own). Before you submit, check that every term you combined has the exact same variable part.</w:t>
-      </w:r>
-    </w:p>
-    <w:p>
-      <w:pPr>
-        <w:spacing w:after="40" w:before="0"/>
-      </w:pPr>
-      <w:r>
-        <w:rPr>
-          <w:b/>
-          <w:bCs/>
-        </w:rPr>
-        <w:t xml:space="preserve">4. A. Margaret, because multiplication comes before subtraction</w:t>
-      </w:r>
-    </w:p>
-    <w:p>
-      <w:pPr>
-        <w:spacing w:after="20" w:before="0"/>
-      </w:pPr>
-      <w:r>
-        <w:t xml:space="preserve">     Multiplying first gives 2 × 3 = 6, then 12 − 6 = 6. Miguel subtracted first, getting 10 × 3 = 30.</w:t>
-      </w:r>
-    </w:p>
-    <w:p>
-      <w:pPr>
-        <w:spacing w:after="80" w:before="0"/>
-      </w:pPr>
-      <w:r>
-        <w:rPr>
-          <w:i/>
-          <w:iCs/>
-        </w:rPr>
-        <w:t xml:space="preserve">     Watch for: A common mistake in Simplify Algebraic Expressions is sweeping a constant into the variable terms — for example, simplifying 6x + 4 + 2x as 12x by adding all three numbers (6 + 4 + 2 = 12) instead of recognizing that 4 has no variable and cannot combine with 6x and 2x. The correct simplified expression is 8x + 4 (combine 6x + 2x = 8x, and let the 4 stay on its own). Before you submit, check that every term you combined has the exact same variable part.</w:t>
-      </w:r>
-    </w:p>
-    <w:p>
-      <w:pPr>
-        <w:spacing w:after="40" w:before="0"/>
-      </w:pPr>
-      <w:r>
-        <w:rPr>
-          <w:b/>
-          <w:bCs/>
-        </w:rPr>
-        <w:t xml:space="preserve">5. C. $63</w:t>
-      </w:r>
-    </w:p>
-    <w:p>
-      <w:pPr>
-        <w:spacing w:after="20" w:before="0"/>
-      </w:pPr>
-      <w:r>
-        <w:t xml:space="preserve">     Substitute n = 6: 8 × 6 + 15 = 48 + 15 = $63.</w:t>
-      </w:r>
-    </w:p>
-    <w:p>
-      <w:pPr>
-        <w:spacing w:after="80" w:before="0"/>
-      </w:pPr>
-      <w:r>
-        <w:rPr>
-          <w:i/>
-          <w:iCs/>
-        </w:rPr>
-        <w:t xml:space="preserve">     Watch for: A common mistake in Simplify Algebraic Expressions is sweeping a constant into the variable terms — for example, simplifying 6x + 4 + 2x as 12x by adding all three numbers (6 + 4 + 2 = 12) instead of recognizing that 4 has no variable and cannot combine with 6x and 2x. The correct simplified expression is 8x + 4 (combine 6x + 2x = 8x, and let the 4 stay on its own). Before you submit, check that every term you combined has the exact same variable part.</w:t>
-      </w:r>
-    </w:p>
-    <w:p>
-      <w:pPr>
-        <w:spacing w:after="40" w:before="0"/>
-      </w:pPr>
-      <w:r>
-        <w:rPr>
-          <w:b/>
-          <w:bCs/>
-        </w:rPr>
-        <w:t xml:space="preserve">6. (Lesson 6.5) Spot the Common Mistake</w:t>
-      </w:r>
-    </w:p>
-    <w:p>
-      <w:pPr>
-        <w:spacing w:after="20" w:before="0"/>
-      </w:pPr>
-      <w:r>
-        <w:t xml:space="preserve">     The mistake is in Step 2.</w:t>
-      </w:r>
-    </w:p>
-    <w:p>
-      <w:pPr>
-        <w:spacing w:after="20" w:before="0"/>
-      </w:pPr>
-      <w:r>
-        <w:t xml:space="preserve">     Correct work: '8 divided by a number m' means start with 8 and divide it by m: 8 ÷ m. Division is not commutative, so order matters — m ÷ 8 means something different (a number m divided by 8).</w:t>
-      </w:r>
-    </w:p>
-    <w:p>
-      <w:pPr>
-        <w:spacing w:after="80" w:before="0"/>
-      </w:pPr>
-      <w:r>
-        <w:t xml:space="preserve">     Watch for: The expression step wrote the variable first, but "8 divided by a number m" starts with the 8 and splits it. Division is not commutative, so the correct translation is 8 ÷ m — with m = 2, 8 ÷ 2 = 4 while 2 ÷ 8 = 0.25.</w:t>
-      </w:r>
-    </w:p>
-    <w:p>
-      <w:pPr>
-        <w:spacing w:after="40" w:before="0"/>
-      </w:pPr>
-      <w:r>
-        <w:rPr>
-          <w:b/>
-          <w:bCs/>
-        </w:rPr>
-        <w:t xml:space="preserve">7. (Lesson 6.6) Spot the Combining Mistake</w:t>
-      </w:r>
-    </w:p>
-    <w:p>
-      <w:pPr>
-        <w:spacing w:after="20" w:before="0"/>
-      </w:pPr>
-      <w:r>
-        <w:t xml:space="preserve">     The mistake is in Step 2.</w:t>
-      </w:r>
-    </w:p>
-    <w:p>
-      <w:pPr>
-        <w:spacing w:after="20" w:before="0"/>
-      </w:pPr>
-      <w:r>
-        <w:t xml:space="preserve">     Correct work: Only LIKE terms combine. 7x and 2x are like terms (7x + 2x = 9x), but the 3 is a constant and cannot be added to the 9x. The simplified form is 9x + 3. Check x = 2: 7(2) + 3 + 2(2) = 21 and 9(2) + 3 = 21, but 12(2) = 24 — so 12x is wrong.</w:t>
-      </w:r>
-    </w:p>
-    <w:p>
-      <w:pPr>
-        <w:spacing w:after="80" w:before="0"/>
-      </w:pPr>
-      <w:r>
-        <w:t xml:space="preserve">     Watch for: 7x and 2x are like terms, so 7x + 2x = 9x is fine — but the step keeps going and adds the 9 to the 3. A constant like 3 has no variable, so it cannot join 9x in one term. The simplified form is 9x + 3. Check with x = 2: 7(2) + 3 + 2(2) = 21 and 9(2) + 3 = 21, but 12(2) = 24.</w:t>
-      </w:r>
-    </w:p>
-    <w:p>
-      <w:pPr>
-        <w:spacing w:after="40" w:before="0"/>
-      </w:pPr>
-      <w:r>
-        <w:rPr>
-          <w:b/>
-          <w:bCs/>
-        </w:rPr>
-        <w:t xml:space="preserve">8. Correct groups:</w:t>
-      </w:r>
-    </w:p>
-    <w:p>
-      <w:pPr>
-        <w:spacing w:after="20" w:before="0"/>
-      </w:pPr>
-      <w:r>
-        <w:t xml:space="preserve">     8y + 2y → 10y → Correctly Matched</w:t>
-      </w:r>
-    </w:p>
-    <w:p>
-      <w:pPr>
-        <w:spacing w:after="20" w:before="0"/>
-      </w:pPr>
-      <w:r>
-        <w:t xml:space="preserve">     3(a + 6) → 3a + 18 → Correctly Matched</w:t>
-      </w:r>
-    </w:p>
-    <w:p>
-      <w:pPr>
-        <w:spacing w:after="20" w:before="0"/>
-      </w:pPr>
-      <w:r>
-        <w:t xml:space="preserve">     5n + 4 + 2n → 7n + 4 → Correctly Matched</w:t>
-      </w:r>
-    </w:p>
-    <w:p>
-      <w:pPr>
-        <w:spacing w:after="20" w:before="0"/>
-      </w:pPr>
-      <w:r>
-        <w:t xml:space="preserve">     9p − 3p → 6p → Correctly Matched</w:t>
-      </w:r>
-    </w:p>
-    <w:p>
-      <w:pPr>
-        <w:spacing w:after="20" w:before="0"/>
-      </w:pPr>
-      <w:r>
-        <w:t xml:space="preserve">     4(2x − 1) → 8x − 4 → Correctly Matched</w:t>
-      </w:r>
-    </w:p>
-    <w:p>
-      <w:pPr>
-        <w:spacing w:after="20" w:before="0"/>
-      </w:pPr>
-      <w:r>
-        <w:t xml:space="preserve">     6t + t → 7t → Correctly Matched</w:t>
-      </w:r>
-    </w:p>
-    <w:p>
-      <w:pPr>
-        <w:spacing w:after="40" w:before="0"/>
-      </w:pPr>
-      <w:r>
-        <w:t xml:space="preserve"/>
-      </w:r>
-    </w:p>
-    <w:p>
-      <w:pPr>
-        <w:spacing w:after="40" w:before="0"/>
-      </w:pPr>
-      <w:r>
-        <w:rPr>
-          <w:b/>
-          <w:bCs/>
-        </w:rPr>
-        <w:t xml:space="preserve">9. C. 12, from the shared 2 × 2 × 3</w:t>
-      </w:r>
-    </w:p>
-    <w:p>
-      <w:pPr>
-        <w:spacing w:after="20" w:before="0"/>
-      </w:pPr>
-      <w:r>
-        <w:t xml:space="preserve">     Take only the primes both numbers have: two 2s and one 3. Multiplying them gives 2 × 2 × 3 = 12, matching the answer from the factor lists.</w:t>
-      </w:r>
-    </w:p>
-    <w:p>
-      <w:pPr>
-        <w:spacing w:after="80" w:before="0"/>
-      </w:pPr>
-      <w:r>
-        <w:rPr>
-          <w:i/>
-          <w:iCs/>
-        </w:rPr>
-        <w:t xml:space="preserve">     Watch for: A common mistake in Simplify Algebraic Expressions is sweeping a constant into the variable terms — for example, simplifying 6x + 4 + 2x as 12x by adding all three numbers (6 + 4 + 2 = 12) instead of recognizing that 4 has no variable and cannot combine with 6x and 2x. The correct simplified expression is 8x + 4 (combine 6x + 2x = 8x, and let the 4 stay on its own). Before you submit, check that every term you combined has the exact same variable part.</w:t>
-      </w:r>
-    </w:p>
-    <w:p>
-      <w:pPr>
-        <w:spacing w:after="40" w:before="0"/>
-      </w:pPr>
-      <w:r>
-        <w:rPr>
-          <w:b/>
-          <w:bCs/>
-        </w:rPr>
-        <w:t xml:space="preserve">10. C. In 24 weeks</w:t>
-      </w:r>
-    </w:p>
-    <w:p>
-      <w:pPr>
-        <w:spacing w:after="20" w:before="0"/>
-      </w:pPr>
-      <w:r>
-        <w:t xml:space="preserve">     Multiples of 8: 8, 16, 24 …; multiples of 6: 6, 12, 18, 24 …. The first week they share is week 24.</w:t>
-      </w:r>
-    </w:p>
-    <w:p>
-      <w:pPr>
-        <w:spacing w:after="80" w:before="0"/>
-      </w:pPr>
-      <w:r>
-        <w:rPr>
-          <w:i/>
-          <w:iCs/>
-        </w:rPr>
-        <w:t xml:space="preserve">     Watch for: A common mistake in Simplify Algebraic Expressions is sweeping a constant into the variable terms — for example, simplifying 6x + 4 + 2x as 12x by adding all three numbers (6 + 4 + 2 = 12) instead of recognizing that 4 has no variable and cannot combine with 6x and 2x. The correct simplified expression is 8x + 4 (combine 6x + 2x = 8x, and let the 4 stay on its own). Before you submit, check that every term you combined has the exact same variable part.</w:t>
       </w:r>
     </w:p>
     <w:sectPr>
